--- a/src/assets/templates/fire-investigation-report.docx
+++ b/src/assets/templates/fire-investigation-report.docx
@@ -2881,7 +2881,7 @@
         <w:sz w:val="24"/>
         <w:szCs w:val="24"/>
       </w:rPr>
-      <w:t>6</w:t>
+      <w:t/>
     </w:r>
     <w:r>
       <w:rPr>
